--- a/Fase 1/Evidencias Individuales/Francisco_Diaz_1.2_APT122_DiarioReflexionFase1.docx
+++ b/Fase 1/Evidencias Individuales/Francisco_Diaz_1.2_APT122_DiarioReflexionFase1.docx
@@ -362,35 +362,30 @@
             <w:r>
               <w:rPr>
                 <w:i/>
-                <w:highlight w:val="yellow"/>
               </w:rPr>
               <w:t xml:space="preserve">Los cursos que más disfruté fueron </w:t>
             </w:r>
             <w:r>
               <w:rPr>
                 <w:i/>
-                <w:highlight w:val="yellow"/>
               </w:rPr>
               <w:t>integración de plataformas</w:t>
             </w:r>
             <w:r>
               <w:rPr>
                 <w:i/>
-                <w:highlight w:val="yellow"/>
               </w:rPr>
               <w:t xml:space="preserve">. Lo que más me gustó fue poder aplicar lo aprendido en proyectos concretos: configurar y administrar infraestructura real, y programar soluciones que resuelven un problema </w:t>
             </w:r>
             <w:r>
               <w:rPr>
                 <w:i/>
-                <w:highlight w:val="yellow"/>
               </w:rPr>
               <w:t>real</w:t>
             </w:r>
             <w:r>
               <w:rPr>
                 <w:i/>
-                <w:highlight w:val="yellow"/>
               </w:rPr>
               <w:t>.</w:t>
             </w:r>
@@ -479,14 +474,12 @@
             <w:r>
               <w:rPr>
                 <w:i/>
-                <w:highlight w:val="yellow"/>
               </w:rPr>
               <w:t xml:space="preserve">Sí, creo que las certificaciones obtenidas a lo largo de la carrera tienen valor, </w:t>
             </w:r>
             <w:r>
               <w:rPr>
                 <w:i/>
-                <w:highlight w:val="yellow"/>
               </w:rPr>
               <w:t xml:space="preserve">ya que tienen </w:t>
             </w:r>
@@ -494,7 +487,6 @@
             <w:r>
               <w:rPr>
                 <w:i/>
-                <w:highlight w:val="yellow"/>
               </w:rPr>
               <w:t>mujcho</w:t>
             </w:r>
@@ -502,56 +494,48 @@
             <w:r>
               <w:rPr>
                 <w:i/>
-                <w:highlight w:val="yellow"/>
               </w:rPr>
               <w:t xml:space="preserve"> peso en este mercado</w:t>
             </w:r>
             <w:r>
               <w:rPr>
                 <w:i/>
-                <w:highlight w:val="yellow"/>
               </w:rPr>
               <w:t xml:space="preserve"> y me han obligado a profundizar en temas puntuales </w:t>
             </w:r>
             <w:r>
               <w:rPr>
                 <w:i/>
-                <w:highlight w:val="yellow"/>
               </w:rPr>
               <w:t xml:space="preserve">como </w:t>
             </w:r>
             <w:r>
               <w:rPr>
                 <w:i/>
-                <w:highlight w:val="yellow"/>
               </w:rPr>
               <w:t>redes</w:t>
             </w:r>
             <w:r>
               <w:rPr>
                 <w:i/>
-                <w:highlight w:val="yellow"/>
               </w:rPr>
               <w:t xml:space="preserve"> y</w:t>
             </w:r>
             <w:r>
               <w:rPr>
                 <w:i/>
-                <w:highlight w:val="yellow"/>
               </w:rPr>
               <w:t xml:space="preserve"> buenas prácticas de desarroll</w:t>
             </w:r>
             <w:r>
               <w:rPr>
                 <w:i/>
-                <w:highlight w:val="yellow"/>
               </w:rPr>
               <w:t>o</w:t>
             </w:r>
             <w:r>
               <w:rPr>
                 <w:i/>
-                <w:highlight w:val="yellow"/>
               </w:rPr>
               <w:t>.</w:t>
             </w:r>
@@ -900,21 +884,18 @@
             <w:r>
               <w:rPr>
                 <w:i/>
-                <w:highlight w:val="yellow"/>
               </w:rPr>
               <w:t xml:space="preserve">Las competencias que tengo más desarrolladas y en las que me siento más seguro son el diseño e integración de soluciones de software y la automatización de infraestructura. Las que siento que debo seguir fortaleciendo son la documentación técnica formal y la gestión de proyectos, </w:t>
             </w:r>
             <w:r>
               <w:rPr>
                 <w:i/>
-                <w:highlight w:val="yellow"/>
               </w:rPr>
               <w:t>creo que como equipo no hemos comenzado a trabajar de manera apropiada</w:t>
             </w:r>
             <w:r>
               <w:rPr>
                 <w:i/>
-                <w:highlight w:val="yellow"/>
               </w:rPr>
               <w:t>.</w:t>
             </w:r>
@@ -1293,7 +1274,6 @@
             <w:r>
               <w:rPr>
                 <w:i/>
-                <w:highlight w:val="yellow"/>
               </w:rPr>
               <w:t xml:space="preserve">Mis principales intereses profesionales están en la infraestructura IT, la automatización y las herramientas de inteligencia artificial aplicadas a problemas operativos reales. El área de desempeño que más me interesa es la integración de sistemas y el desarrollo </w:t>
             </w:r>
@@ -1301,7 +1281,6 @@
             <w:r>
               <w:rPr>
                 <w:i/>
-                <w:highlight w:val="yellow"/>
               </w:rPr>
               <w:t>fullstack</w:t>
             </w:r>
@@ -1309,7 +1288,6 @@
             <w:r>
               <w:rPr>
                 <w:i/>
-                <w:highlight w:val="yellow"/>
               </w:rPr>
               <w:t>.</w:t>
             </w:r>
@@ -1442,7 +1420,6 @@
             <w:r>
               <w:rPr>
                 <w:i/>
-                <w:highlight w:val="yellow"/>
               </w:rPr>
               <w:t>Las competencias más relacionadas con estos intereses son el diseño de software, la integración tecnológica y la resolución de problemas. Siento que debo fortalecer especialmente la gestión de proyectos informáticos, sobre todo en la coordinación de equipos y la toma de decisiones bajo restricciones de tiempo y recursos.</w:t>
             </w:r>
@@ -1589,7 +1566,6 @@
             <w:r>
               <w:rPr>
                 <w:i/>
-                <w:highlight w:val="yellow"/>
               </w:rPr>
               <w:t>Me gustaría que en 5 años más estuviera trabajando en el desarrollo de soluciones de automatización e inteligencia artificial para infraestructura tecnológica, idealmente en un rol donde pueda diseñar arquitecturas técnicas y también participar en la construcción de productos B2B viables comercialmente.</w:t>
             </w:r>
@@ -1917,7 +1893,6 @@
             <w:r>
               <w:rPr>
                 <w:i/>
-                <w:highlight w:val="yellow"/>
               </w:rPr>
               <w:t xml:space="preserve">El proyecto APT </w:t>
             </w:r>
@@ -1925,7 +1900,6 @@
             <w:r>
               <w:rPr>
                 <w:i/>
-                <w:highlight w:val="yellow"/>
               </w:rPr>
               <w:t>NetBot</w:t>
             </w:r>
@@ -1933,7 +1907,6 @@
             <w:r>
               <w:rPr>
                 <w:i/>
-                <w:highlight w:val="yellow"/>
               </w:rPr>
               <w:t xml:space="preserve">, se relaciona directamente con mis proyecciones profesionales actuales: aplica automatización de infraestructura de red e inteligencia artificial, que es exactamente el área en la que me interesa desarrollarme. No fue necesario recurrir a un proyecto alternativo, ya que este </w:t>
             </w:r>
@@ -1941,7 +1914,6 @@
             <w:r>
               <w:rPr>
                 <w:i/>
-                <w:highlight w:val="yellow"/>
               </w:rPr>
               <w:t>esta</w:t>
             </w:r>
@@ -1949,14 +1921,12 @@
             <w:r>
               <w:rPr>
                 <w:i/>
-                <w:highlight w:val="yellow"/>
               </w:rPr>
               <w:t xml:space="preserve"> relacionado directamente con</w:t>
             </w:r>
             <w:r>
               <w:rPr>
                 <w:i/>
-                <w:highlight w:val="yellow"/>
               </w:rPr>
               <w:t xml:space="preserve"> mis intereses.</w:t>
             </w:r>
@@ -2198,7 +2168,6 @@
             <w:r>
               <w:rPr>
                 <w:i/>
-                <w:highlight w:val="yellow"/>
               </w:rPr>
               <w:t xml:space="preserve">No aplica: el proyecto </w:t>
             </w:r>
@@ -2206,7 +2175,6 @@
             <w:r>
               <w:rPr>
                 <w:i/>
-                <w:highlight w:val="yellow"/>
               </w:rPr>
               <w:t>NetBot</w:t>
             </w:r>
@@ -2214,7 +2182,6 @@
             <w:r>
               <w:rPr>
                 <w:i/>
-                <w:highlight w:val="yellow"/>
               </w:rPr>
               <w:t xml:space="preserve"> ya aborda el área de desempeño y las competencias que me interesa desarrollar </w:t>
             </w:r>
@@ -2502,7 +2469,7 @@
             </mc:Choice>
             <mc:Fallback>
               <w:pict>
-                <v:group w14:anchorId="51D00065" id="Grupo 32" o:spid="_x0000_s1026" style="position:absolute;margin-left:0;margin-top:0;width:610.5pt;height:15pt;z-index:251659264;mso-width-percent:1000;mso-position-horizontal:center;mso-position-horizontal-relative:page;mso-position-vertical:center;mso-position-vertical-relative:bottom-margin-area;mso-width-percent:1000" coordorigin=",14970" coordsize="12255,300" o:gfxdata="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">
+                <v:group w14:anchorId="51D00065" id="Grupo 32" o:spid="_x0000_s1026" style="position:absolute;margin-left:0;margin-top:0;width:610.5pt;height:15pt;z-index:251659264;mso-width-percent:1000;mso-position-horizontal:center;mso-position-horizontal-relative:page;mso-position-vertical:center;mso-position-vertical-relative:bottom-margin-area;mso-width-percent:1000" coordorigin=",14970" coordsize="12255,300" o:gfxdata="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">
                   <v:shapetype id="_x0000_t202" coordsize="21600,21600" o:spt="202" path="m,l,21600r21600,l21600,xe">
                     <v:stroke joinstyle="miter"/>
                     <v:path gradientshapeok="t" o:connecttype="rect"/>
@@ -9451,16 +9418,25 @@
 </file>
 
 <file path=customXml/item1.xml><?xml version="1.0" encoding="utf-8"?>
-<b:Sources xmlns:b="http://schemas.openxmlformats.org/officeDocument/2006/bibliography" xmlns="http://schemas.openxmlformats.org/officeDocument/2006/bibliography" SelectedStyle="\APASixthEditionOfficeOnline.xsl" StyleName="APA" Version="6"/>
-</file>
-
-<file path=customXml/item2.xml><?xml version="1.0" encoding="utf-8"?>
 <p:properties xmlns:p="http://schemas.microsoft.com/office/2006/metadata/properties" xmlns:xsi="http://www.w3.org/2001/XMLSchema-instance" xmlns:pc="http://schemas.microsoft.com/office/infopath/2007/PartnerControls">
   <documentManagement/>
 </p:properties>
 </file>
 
+<file path=customXml/item2.xml><?xml version="1.0" encoding="utf-8"?>
+<b:Sources xmlns:b="http://schemas.openxmlformats.org/officeDocument/2006/bibliography" xmlns="http://schemas.openxmlformats.org/officeDocument/2006/bibliography" SelectedStyle="\APASixthEditionOfficeOnline.xsl" StyleName="APA" Version="6"/>
+</file>
+
 <file path=customXml/item3.xml><?xml version="1.0" encoding="utf-8"?>
+<?mso-contentType ?>
+<FormTemplates xmlns="http://schemas.microsoft.com/sharepoint/v3/contenttype/forms">
+  <Display>DocumentLibraryForm</Display>
+  <Edit>DocumentLibraryForm</Edit>
+  <New>DocumentLibraryForm</New>
+</FormTemplates>
+</file>
+
+<file path=customXml/item4.xml><?xml version="1.0" encoding="utf-8"?>
 <ct:contentTypeSchema xmlns:ct="http://schemas.microsoft.com/office/2006/metadata/contentType" xmlns:ma="http://schemas.microsoft.com/office/2006/metadata/properties/metaAttributes" ct:_="" ma:_="" ma:contentTypeName="Documento" ma:contentTypeID="0x010100E96778489EE7714D8BD12CC105EB918B" ma:contentTypeVersion="2" ma:contentTypeDescription="Crear nuevo documento." ma:contentTypeScope="" ma:versionID="416c5c7ae9b5d54d83875cd3c65194e3">
   <xsd:schema xmlns:xsd="http://www.w3.org/2001/XMLSchema" xmlns:xs="http://www.w3.org/2001/XMLSchema" xmlns:p="http://schemas.microsoft.com/office/2006/metadata/properties" xmlns:ns2="126e8a1c-9ea9-435a-ac89-d06c80d62e30" targetNamespace="http://schemas.microsoft.com/office/2006/metadata/properties" ma:root="true" ma:fieldsID="70a237c842677bd850644f8595079f5e" ns2:_="">
     <xsd:import namespace="126e8a1c-9ea9-435a-ac89-d06c80d62e30"/>
@@ -9592,24 +9568,7 @@
 </ct:contentTypeSchema>
 </file>
 
-<file path=customXml/item4.xml><?xml version="1.0" encoding="utf-8"?>
-<?mso-contentType ?>
-<FormTemplates xmlns="http://schemas.microsoft.com/sharepoint/v3/contenttype/forms">
-  <Display>DocumentLibraryForm</Display>
-  <Edit>DocumentLibraryForm</Edit>
-  <New>DocumentLibraryForm</New>
-</FormTemplates>
-</file>
-
 <file path=customXml/itemProps1.xml><?xml version="1.0" encoding="utf-8"?>
-<ds:datastoreItem xmlns:ds="http://schemas.openxmlformats.org/officeDocument/2006/customXml" ds:itemID="{38798A93-35BB-4E36-97F5-7254B21EAFCC}">
-  <ds:schemaRefs>
-    <ds:schemaRef ds:uri="http://schemas.openxmlformats.org/officeDocument/2006/bibliography"/>
-  </ds:schemaRefs>
-</ds:datastoreItem>
-</file>
-
-<file path=customXml/itemProps2.xml><?xml version="1.0" encoding="utf-8"?>
 <ds:datastoreItem xmlns:ds="http://schemas.openxmlformats.org/officeDocument/2006/customXml" ds:itemID="{5F1783E3-BA1C-4CA3-8E32-C9B378BBED03}">
   <ds:schemaRefs>
     <ds:schemaRef ds:uri="http://schemas.microsoft.com/office/2006/metadata/properties"/>
@@ -9618,7 +9577,23 @@
 </ds:datastoreItem>
 </file>
 
+<file path=customXml/itemProps2.xml><?xml version="1.0" encoding="utf-8"?>
+<ds:datastoreItem xmlns:ds="http://schemas.openxmlformats.org/officeDocument/2006/customXml" ds:itemID="{38798A93-35BB-4E36-97F5-7254B21EAFCC}">
+  <ds:schemaRefs>
+    <ds:schemaRef ds:uri="http://schemas.openxmlformats.org/officeDocument/2006/bibliography"/>
+  </ds:schemaRefs>
+</ds:datastoreItem>
+</file>
+
 <file path=customXml/itemProps3.xml><?xml version="1.0" encoding="utf-8"?>
+<ds:datastoreItem xmlns:ds="http://schemas.openxmlformats.org/officeDocument/2006/customXml" ds:itemID="{DABAA964-10BA-4DBC-ABF2-CDEAC0FAF7AA}">
+  <ds:schemaRefs>
+    <ds:schemaRef ds:uri="http://schemas.microsoft.com/sharepoint/v3/contenttype/forms"/>
+  </ds:schemaRefs>
+</ds:datastoreItem>
+</file>
+
+<file path=customXml/itemProps4.xml><?xml version="1.0" encoding="utf-8"?>
 <ds:datastoreItem xmlns:ds="http://schemas.openxmlformats.org/officeDocument/2006/customXml" ds:itemID="{90673534-9590-47F8-B0D6-46AB217CB3AD}">
   <ds:schemaRefs>
     <ds:schemaRef ds:uri="http://schemas.microsoft.com/office/2006/metadata/contentType"/>
@@ -9634,12 +9609,4 @@
     <ds:schemaRef ds:uri="http://schemas.microsoft.com/internal/obd"/>
   </ds:schemaRefs>
 </ds:datastoreItem>
-</file>
-
-<file path=customXml/itemProps4.xml><?xml version="1.0" encoding="utf-8"?>
-<ds:datastoreItem xmlns:ds="http://schemas.openxmlformats.org/officeDocument/2006/customXml" ds:itemID="{DABAA964-10BA-4DBC-ABF2-CDEAC0FAF7AA}">
-  <ds:schemaRefs>
-    <ds:schemaRef ds:uri="http://schemas.microsoft.com/sharepoint/v3/contenttype/forms"/>
-  </ds:schemaRefs>
-</ds:datastoreItem>
 </file>